--- a/U4_A1_Entrega_Proyecto_Integrador_Saber11.docx
+++ b/U4_A1_Entrega_Proyecto_Integrador_Saber11.docx
@@ -233,7 +233,7 @@
           </w:tcPr>
           <w:p>
             <w:r>
-              <w:t>https://saber11-desempeno-alto.streamlit.app</w:t>
+              <w:t>https://proyectointegrador-uwjvxhrlyvwpueji8hmttm.streamlit.app</w:t>
             </w:r>
           </w:p>
         </w:tc>
@@ -8517,7 +8517,7 @@
           </w:tcPr>
           <w:p>
             <w:r>
-              <w:t>Sí — https://saber11-desempeno-alto.streamlit.app</w:t>
+              <w:t>Sí — https://proyectointegrador-uwjvxhrlyvwpueji8hmttm.streamlit.app</w:t>
             </w:r>
           </w:p>
         </w:tc>
@@ -8637,7 +8637,7 @@
           </w:tcPr>
           <w:p>
             <w:r>
-              <w:t>https://saber11-desempeno-alto.streamlit.app</w:t>
+              <w:t>https://proyectointegrador-uwjvxhrlyvwpueji8hmttm.streamlit.app</w:t>
             </w:r>
           </w:p>
         </w:tc>

--- a/U4_A1_Entrega_Proyecto_Integrador_Saber11.docx
+++ b/U4_A1_Entrega_Proyecto_Integrador_Saber11.docx
@@ -8542,7 +8542,7 @@
           </w:tcPr>
           <w:p>
             <w:r>
-              <w:t>Sí — ver la figura de la sección 6.2</w:t>
+              <w:t>Sí — ver las figuras 1 y 2 de la sección 6</w:t>
             </w:r>
           </w:p>
         </w:tc>
@@ -8668,7 +8668,7 @@
       <w:r>
         <w:drawing>
           <wp:inline xmlns:a="http://schemas.openxmlformats.org/drawingml/2006/main" xmlns:pic="http://schemas.openxmlformats.org/drawingml/2006/picture">
-            <wp:extent cx="5760720" cy="6413412"/>
+            <wp:extent cx="5760720" cy="4813847"/>
             <wp:docPr id="1" name="Picture 1"/>
             <wp:cNvGraphicFramePr>
               <a:graphicFrameLocks noChangeAspect="1"/>
@@ -8682,6 +8682,57 @@
                   </pic:nvPicPr>
                   <pic:blipFill>
                     <a:blip r:embed="rId9"/>
+                    <a:stretch>
+                      <a:fillRect/>
+                    </a:stretch>
+                  </pic:blipFill>
+                  <pic:spPr>
+                    <a:xfrm>
+                      <a:off x="0" y="0"/>
+                      <a:ext cx="5760720" cy="4813847"/>
+                    </a:xfrm>
+                    <a:prstGeom prst="rect"/>
+                  </pic:spPr>
+                </pic:pic>
+              </a:graphicData>
+            </a:graphic>
+          </wp:inline>
+        </w:drawing>
+      </w:r>
+    </w:p>
+    <w:p>
+      <w:pPr>
+        <w:jc w:val="center"/>
+      </w:pPr>
+      <w:r>
+        <w:rPr>
+          <w:i/>
+          <w:sz w:val="18"/>
+        </w:rPr>
+        <w:t>Figura 1. Aplicación desplegada y accesible públicamente en proyectointegrador-uwjvxhrlyvwpueji8hmttm.streamlit.app, con la URL visible en la barra de direcciones del navegador.</w:t>
+      </w:r>
+    </w:p>
+    <w:p>
+      <w:pPr>
+        <w:jc w:val="center"/>
+      </w:pPr>
+      <w:r>
+        <w:drawing>
+          <wp:inline xmlns:a="http://schemas.openxmlformats.org/drawingml/2006/main" xmlns:pic="http://schemas.openxmlformats.org/drawingml/2006/picture">
+            <wp:extent cx="5760720" cy="6413412"/>
+            <wp:docPr id="2" name="Picture 2"/>
+            <wp:cNvGraphicFramePr>
+              <a:graphicFrameLocks noChangeAspect="1"/>
+            </wp:cNvGraphicFramePr>
+            <a:graphic>
+              <a:graphicData uri="http://schemas.openxmlformats.org/drawingml/2006/picture">
+                <pic:pic>
+                  <pic:nvPicPr>
+                    <pic:cNvPr id="0" name="pantallazo_app_prediccion.png"/>
+                    <pic:cNvPicPr/>
+                  </pic:nvPicPr>
+                  <pic:blipFill>
+                    <a:blip r:embed="rId10"/>
                     <a:stretch>
                       <a:fillRect/>
                     </a:stretch>
@@ -8709,7 +8760,7 @@
           <w:i/>
           <w:sz w:val="18"/>
         </w:rPr>
-        <w:t>Aplicación Streamlit ejecutando una predicción individual: para un estudiante de estrato 2, colegio oficial urbano de jornada completa y padres bachilleres, el modelo estima una probabilidad del 67,1 % de alcanzar 300 puntos, la clasifica como ALTO y le asigna prioridad de acompañamiento BAJA.</w:t>
+        <w:t>Figura 2. Resultado completo de una predicción individual: para un estudiante de estrato 2, colegio oficial urbano de jornada completa y padres bachilleres, el modelo estima una probabilidad del 67,1 % de alcanzar 300 puntos, la clasifica como ALTO y le asigna prioridad de acompañamiento BAJA.</w:t>
       </w:r>
     </w:p>
     <w:sectPr>
